--- a/[Statistics] Statistical Analysis/Project Summary Report.docx
+++ b/[Statistics] Statistical Analysis/Project Summary Report.docx
@@ -160,7 +160,7 @@
           <w:rFonts w:ascii="Times New Roman" w:hAnsi="Times New Roman" w:cs="Times New Roman"/>
         </w:rPr>
         <w:lastRenderedPageBreak/>
-        <w:t>MAT 243 Project Three Summary Report</w:t>
+        <w:t>Project Summary Report</w:t>
       </w:r>
     </w:p>
     <w:p>
@@ -237,16 +237,52 @@
           <w:sz w:val="24"/>
           <w:szCs w:val="24"/>
         </w:rPr>
-        <w:t xml:space="preserve">, with the intention </w:t>
-      </w:r>
-      <w:r>
-        <w:rPr>
-          <w:rFonts w:ascii="Times New Roman" w:hAnsi="Times New Roman" w:cs="Times New Roman"/>
-          <w:iCs/>
-          <w:sz w:val="24"/>
-          <w:szCs w:val="24"/>
-        </w:rPr>
-        <w:t xml:space="preserve">to predict the number of </w:t>
+        <w:t xml:space="preserve">, with the </w:t>
+      </w:r>
+      <w:r>
+        <w:rPr>
+          <w:rFonts w:ascii="Times New Roman" w:hAnsi="Times New Roman" w:cs="Times New Roman"/>
+          <w:iCs/>
+          <w:sz w:val="24"/>
+          <w:szCs w:val="24"/>
+        </w:rPr>
+        <w:t>intent</w:t>
+      </w:r>
+      <w:r>
+        <w:rPr>
+          <w:rFonts w:ascii="Times New Roman" w:hAnsi="Times New Roman" w:cs="Times New Roman"/>
+          <w:iCs/>
+          <w:sz w:val="24"/>
+          <w:szCs w:val="24"/>
+        </w:rPr>
+        <w:t xml:space="preserve"> </w:t>
+      </w:r>
+      <w:r>
+        <w:rPr>
+          <w:rFonts w:ascii="Times New Roman" w:hAnsi="Times New Roman" w:cs="Times New Roman"/>
+          <w:iCs/>
+          <w:sz w:val="24"/>
+          <w:szCs w:val="24"/>
+        </w:rPr>
+        <w:t>to</w:t>
+      </w:r>
+      <w:r>
+        <w:rPr>
+          <w:rFonts w:ascii="Times New Roman" w:hAnsi="Times New Roman" w:cs="Times New Roman"/>
+          <w:iCs/>
+          <w:sz w:val="24"/>
+          <w:szCs w:val="24"/>
+        </w:rPr>
+        <w:t xml:space="preserve"> </w:t>
+      </w:r>
+      <w:r>
+        <w:rPr>
+          <w:rFonts w:ascii="Times New Roman" w:hAnsi="Times New Roman" w:cs="Times New Roman"/>
+          <w:iCs/>
+          <w:sz w:val="24"/>
+          <w:szCs w:val="24"/>
+        </w:rPr>
+        <w:t xml:space="preserve">predict the number of </w:t>
       </w:r>
       <w:r>
         <w:rPr>
@@ -10147,25 +10183,7 @@
           <w:sz w:val="24"/>
           <w:szCs w:val="24"/>
         </w:rPr>
-        <w:t xml:space="preserve">If average total points </w:t>
-      </w:r>
-      <w:proofErr w:type="gramStart"/>
-      <w:r>
-        <w:rPr>
-          <w:rFonts w:ascii="Times New Roman" w:hAnsi="Times New Roman" w:cs="Times New Roman"/>
-          <w:sz w:val="24"/>
-          <w:szCs w:val="24"/>
-        </w:rPr>
-        <w:t>is</w:t>
-      </w:r>
-      <w:proofErr w:type="gramEnd"/>
-      <w:r>
-        <w:rPr>
-          <w:rFonts w:ascii="Times New Roman" w:hAnsi="Times New Roman" w:cs="Times New Roman"/>
-          <w:sz w:val="24"/>
-          <w:szCs w:val="24"/>
-        </w:rPr>
-        <w:t xml:space="preserve"> 75 and relative skill level is 1350:</w:t>
+        <w:t>If average total points is 75 and relative skill level is 1350:</w:t>
       </w:r>
     </w:p>
     <w:p>
@@ -10501,25 +10519,7 @@
           <w:sz w:val="24"/>
           <w:szCs w:val="24"/>
         </w:rPr>
-        <w:t xml:space="preserve">If average total points </w:t>
-      </w:r>
-      <w:proofErr w:type="gramStart"/>
-      <w:r>
-        <w:rPr>
-          <w:rFonts w:ascii="Times New Roman" w:hAnsi="Times New Roman" w:cs="Times New Roman"/>
-          <w:sz w:val="24"/>
-          <w:szCs w:val="24"/>
-        </w:rPr>
-        <w:t>is</w:t>
-      </w:r>
-      <w:proofErr w:type="gramEnd"/>
-      <w:r>
-        <w:rPr>
-          <w:rFonts w:ascii="Times New Roman" w:hAnsi="Times New Roman" w:cs="Times New Roman"/>
-          <w:sz w:val="24"/>
-          <w:szCs w:val="24"/>
-        </w:rPr>
-        <w:t xml:space="preserve"> 75 and relative skill level is 1350:</w:t>
+        <w:t>If average total points is 75 and relative skill level is 1350:</w:t>
       </w:r>
     </w:p>
     <w:p>
@@ -15379,25 +15379,7 @@
           <w:sz w:val="24"/>
           <w:szCs w:val="24"/>
         </w:rPr>
-        <w:t xml:space="preserve">If average total points </w:t>
-      </w:r>
-      <w:proofErr w:type="gramStart"/>
-      <w:r>
-        <w:rPr>
-          <w:rFonts w:ascii="Times New Roman" w:hAnsi="Times New Roman" w:cs="Times New Roman"/>
-          <w:sz w:val="24"/>
-          <w:szCs w:val="24"/>
-        </w:rPr>
-        <w:t>is</w:t>
-      </w:r>
-      <w:proofErr w:type="gramEnd"/>
-      <w:r>
-        <w:rPr>
-          <w:rFonts w:ascii="Times New Roman" w:hAnsi="Times New Roman" w:cs="Times New Roman"/>
-          <w:sz w:val="24"/>
-          <w:szCs w:val="24"/>
-        </w:rPr>
-        <w:t xml:space="preserve"> 75</w:t>
+        <w:t>If average total points is 75</w:t>
       </w:r>
       <w:r>
         <w:rPr>
@@ -15937,25 +15919,7 @@
           <w:sz w:val="24"/>
           <w:szCs w:val="24"/>
         </w:rPr>
-        <w:t xml:space="preserve">If average total points </w:t>
-      </w:r>
-      <w:proofErr w:type="gramStart"/>
-      <w:r>
-        <w:rPr>
-          <w:rFonts w:ascii="Times New Roman" w:hAnsi="Times New Roman" w:cs="Times New Roman"/>
-          <w:sz w:val="24"/>
-          <w:szCs w:val="24"/>
-        </w:rPr>
-        <w:t>is</w:t>
-      </w:r>
-      <w:proofErr w:type="gramEnd"/>
-      <w:r>
-        <w:rPr>
-          <w:rFonts w:ascii="Times New Roman" w:hAnsi="Times New Roman" w:cs="Times New Roman"/>
-          <w:sz w:val="24"/>
-          <w:szCs w:val="24"/>
-        </w:rPr>
-        <w:t xml:space="preserve"> </w:t>
+        <w:t xml:space="preserve">If average total points is </w:t>
       </w:r>
       <w:r>
         <w:rPr>
@@ -19533,7 +19497,7 @@
         <v:path o:extrusionok="f" gradientshapeok="t" o:connecttype="rect"/>
         <o:lock v:ext="edit" aspectratio="t"/>
       </v:shapetype>
-      <v:shape id="_x0000_i1047" type="#_x0000_t75" style="width:315pt;height:279.75pt;visibility:visible;mso-wrap-style:square" o:bullet="t">
+      <v:shape id="_x0000_i1032" type="#_x0000_t75" style="width:315pt;height:279.75pt;visibility:visible;mso-wrap-style:square" o:bullet="t">
         <v:imagedata r:id="rId1" o:title=""/>
       </v:shape>
     </w:pict>
@@ -22786,6 +22750,15 @@
 </file>
 
 <file path=customXml/item1.xml><?xml version="1.0" encoding="utf-8"?>
+<?mso-contentType ?>
+<FormTemplates xmlns="http://schemas.microsoft.com/sharepoint/v3/contenttype/forms">
+  <Display>DocumentLibraryForm</Display>
+  <Edit>DocumentLibraryForm</Edit>
+  <New>DocumentLibraryForm</New>
+</FormTemplates>
+</file>
+
+<file path=customXml/item2.xml><?xml version="1.0" encoding="utf-8"?>
 <ct:contentTypeSchema xmlns:ct="http://schemas.microsoft.com/office/2006/metadata/contentType" xmlns:ma="http://schemas.microsoft.com/office/2006/metadata/properties/metaAttributes" ct:_="" ma:_="" ma:contentTypeName="Document" ma:contentTypeID="0x0101003FC679AA94041F4BA4494D199A3447AF" ma:contentTypeVersion="13" ma:contentTypeDescription="Create a new document." ma:contentTypeScope="" ma:versionID="97abb28671660b3923b59ef28914b0fa">
   <xsd:schema xmlns:xsd="http://www.w3.org/2001/XMLSchema" xmlns:xs="http://www.w3.org/2001/XMLSchema" xmlns:p="http://schemas.microsoft.com/office/2006/metadata/properties" xmlns:ns2="ff8a4b2e-b0c8-4039-a689-d1a7f36f4382" xmlns:ns3="f716dd8a-49a0-4c40-b209-038e1651b548" targetNamespace="http://schemas.microsoft.com/office/2006/metadata/properties" ma:root="true" ma:fieldsID="4e295b7a5f2f4e3b5edda2fb01eec268" ns2:_="" ns3:_="">
     <xsd:import namespace="ff8a4b2e-b0c8-4039-a689-d1a7f36f4382"/>
@@ -23004,20 +22977,7 @@
 </ct:contentTypeSchema>
 </file>
 
-<file path=customXml/item2.xml><?xml version="1.0" encoding="utf-8"?>
-<?mso-contentType ?>
-<FormTemplates xmlns="http://schemas.microsoft.com/sharepoint/v3/contenttype/forms">
-  <Display>DocumentLibraryForm</Display>
-  <Edit>DocumentLibraryForm</Edit>
-  <New>DocumentLibraryForm</New>
-</FormTemplates>
-</file>
-
 <file path=customXml/item3.xml><?xml version="1.0" encoding="utf-8"?>
-<b:Sources xmlns:b="http://schemas.openxmlformats.org/officeDocument/2006/bibliography" xmlns="http://schemas.openxmlformats.org/officeDocument/2006/bibliography" SelectedStyle="\APASixthEditionOfficeOnline.xsl" StyleName="APA" Version="6"/>
-</file>
-
-<file path=customXml/item4.xml><?xml version="1.0" encoding="utf-8"?>
 <p:properties xmlns:p="http://schemas.microsoft.com/office/2006/metadata/properties" xmlns:xsi="http://www.w3.org/2001/XMLSchema-instance" xmlns:pc="http://schemas.microsoft.com/office/infopath/2007/PartnerControls">
   <documentManagement>
     <Notes xmlns="ff8a4b2e-b0c8-4039-a689-d1a7f36f4382" xsi:nil="true"/>
@@ -23025,7 +22985,19 @@
 </p:properties>
 </file>
 
+<file path=customXml/item4.xml><?xml version="1.0" encoding="utf-8"?>
+<b:Sources xmlns:b="http://schemas.openxmlformats.org/officeDocument/2006/bibliography" xmlns="http://schemas.openxmlformats.org/officeDocument/2006/bibliography" SelectedStyle="\APASixthEditionOfficeOnline.xsl" StyleName="APA" Version="6"/>
+</file>
+
 <file path=customXml/itemProps1.xml><?xml version="1.0" encoding="utf-8"?>
+<ds:datastoreItem xmlns:ds="http://schemas.openxmlformats.org/officeDocument/2006/customXml" ds:itemID="{63CDFC09-B715-465D-817D-EE892D8CE539}">
+  <ds:schemaRefs>
+    <ds:schemaRef ds:uri="http://schemas.microsoft.com/sharepoint/v3/contenttype/forms"/>
+  </ds:schemaRefs>
+</ds:datastoreItem>
+</file>
+
+<file path=customXml/itemProps2.xml><?xml version="1.0" encoding="utf-8"?>
 <ds:datastoreItem xmlns:ds="http://schemas.openxmlformats.org/officeDocument/2006/customXml" ds:itemID="{2B82C4E6-D5EB-43ED-A8C1-D68D0891B9A8}">
   <ds:schemaRefs>
     <ds:schemaRef ds:uri="http://schemas.microsoft.com/office/2006/metadata/contentType"/>
@@ -23044,23 +23016,7 @@
 </ds:datastoreItem>
 </file>
 
-<file path=customXml/itemProps2.xml><?xml version="1.0" encoding="utf-8"?>
-<ds:datastoreItem xmlns:ds="http://schemas.openxmlformats.org/officeDocument/2006/customXml" ds:itemID="{63CDFC09-B715-465D-817D-EE892D8CE539}">
-  <ds:schemaRefs>
-    <ds:schemaRef ds:uri="http://schemas.microsoft.com/sharepoint/v3/contenttype/forms"/>
-  </ds:schemaRefs>
-</ds:datastoreItem>
-</file>
-
 <file path=customXml/itemProps3.xml><?xml version="1.0" encoding="utf-8"?>
-<ds:datastoreItem xmlns:ds="http://schemas.openxmlformats.org/officeDocument/2006/customXml" ds:itemID="{0424CB04-36F1-4364-AC44-FC3F1EBACB76}">
-  <ds:schemaRefs>
-    <ds:schemaRef ds:uri="http://schemas.openxmlformats.org/officeDocument/2006/bibliography"/>
-  </ds:schemaRefs>
-</ds:datastoreItem>
-</file>
-
-<file path=customXml/itemProps4.xml><?xml version="1.0" encoding="utf-8"?>
 <ds:datastoreItem xmlns:ds="http://schemas.openxmlformats.org/officeDocument/2006/customXml" ds:itemID="{E8153842-0F28-4ED4-B051-D3E89444FB7F}">
   <ds:schemaRefs>
     <ds:schemaRef ds:uri="http://schemas.microsoft.com/office/2006/metadata/properties"/>
@@ -23068,4 +23024,12 @@
     <ds:schemaRef ds:uri="ff8a4b2e-b0c8-4039-a689-d1a7f36f4382"/>
   </ds:schemaRefs>
 </ds:datastoreItem>
+</file>
+
+<file path=customXml/itemProps4.xml><?xml version="1.0" encoding="utf-8"?>
+<ds:datastoreItem xmlns:ds="http://schemas.openxmlformats.org/officeDocument/2006/customXml" ds:itemID="{0424CB04-36F1-4364-AC44-FC3F1EBACB76}">
+  <ds:schemaRefs>
+    <ds:schemaRef ds:uri="http://schemas.openxmlformats.org/officeDocument/2006/bibliography"/>
+  </ds:schemaRefs>
+</ds:datastoreItem>
 </file>